--- a/templates/marketing_contract_template.docx
+++ b/templates/marketing_contract_template.docx
@@ -206,7 +206,7 @@
           <w:b/>
           <w:bCs/>
         </w:rPr>
-        <w:t xml:space="preserve">Индивидуальный предприниматель {{customer_details}}, действующий на основании государственной регистрации в качестве индивидуального предпринимателя (ИНН), далее именуемый "Заказчик", с одной стороны, и </w:t>
+        <w:t xml:space="preserve">Индивидуальный предприниматель {{customer_name}}, действующий на основании государственной регистрации в качестве индивидуального предпринимателя (ИНН), далее именуемый "Заказчик", с одной стороны, и </w:t>
       </w:r>
       <w:r>
         <w:rPr>
@@ -1464,10 +1464,7 @@
               </w:rPr>
             </w:pPr>
             <w:r>
-              <w:rPr>
-                <w:lang w:bidi="ru-RU"/>
-              </w:rPr>
-              <w:t xml:space="preserve">Индивидуальный предприниматель </w:t>
+              <w:t>Индивидуальный предприниматель {{customer_name}}</w:t>
             </w:r>
           </w:p>
           <w:p>
@@ -1480,6 +1477,9 @@
                 <w:lang w:bidi="ru-RU"/>
               </w:rPr>
             </w:pPr>
+            <w:r>
+              <w:t>{{customer_requisites}}</w:t>
+            </w:r>
           </w:p>
         </w:tc>
         <w:tc>

--- a/templates/marketing_contract_template.docx
+++ b/templates/marketing_contract_template.docx
@@ -206,7 +206,7 @@
           <w:b/>
           <w:bCs/>
         </w:rPr>
-        <w:t xml:space="preserve">Индивидуальный предприниматель {{customer_name}}, действующий на основании государственной регистрации в качестве индивидуального предпринимателя (ИНН), далее именуемый "Заказчик", с одной стороны, и </w:t>
+        <w:t xml:space="preserve">{{customer_preamble}}, действующий на основании государственной регистрации в качестве индивидуального предпринимателя (ИНН), далее именуемый "Заказчик", с одной стороны, и </w:t>
       </w:r>
       <w:r>
         <w:rPr>

--- a/templates/marketing_contract_template.docx
+++ b/templates/marketing_contract_template.docx
@@ -206,13 +206,14 @@
           <w:b/>
           <w:bCs/>
         </w:rPr>
-        <w:t xml:space="preserve">{{customer_preamble}}, действующий на основании государственной регистрации в качестве индивидуального предпринимателя (ИНН), далее именуемый "Заказчик", с одной стороны, и </w:t>
-      </w:r>
-      <w:r>
-        <w:rPr>
-          <w:b/>
+        <w:t>{{customer_preamble}}</w:t>
+      </w:r>
+      <w:r>
+        <w:rPr>
+          <w:b w:val="0"/>
           <w:bCs/>
         </w:rPr>
+        <w:t xml:space="preserve">, действующий на основании государственной регистрации в качестве индивидуального предпринимателя (ИНН), далее именуемый "Заказчик", с одной стороны, и </w:t>
       </w:r>
       <w:r>
         <w:rPr>
